--- a/Docs and PPTs/Global_Investment_Needs_SISEPUEDE.docx
+++ b/Docs and PPTs/Global_Investment_Needs_SISEPUEDE.docx
@@ -428,7 +428,7 @@
         <w:t xml:space="preserve"> </w:t>
       </w:r>
       <w:r>
-        <w:t xml:space="preserve">CDPM was formerly called SiSePuede (and CPM). Studies published before the change use the old name; file, repository and code names keep it too.</w:t>
+        <w:t xml:space="preserve">CDPM was formerly called SiSePuede. Studies published before the change use the old name; file, repository and code names keep it too.</w:t>
       </w:r>
     </w:p>
     <w:p>
